--- a/zhs/docx/068.content.docx
+++ b/zhs/docx/068.content.docx
@@ -218,18 +218,12 @@
         </w:rPr>
         <w:t>这个词来自一个词，意思是"人民"或"</w:t>
       </w:r>
-      <w:hyperlink r:id="rId13">
-        <w:r>
-          <w:rPr>
-            <w:lang w:val="zh_CN" w:bidi="zh_CN"/>
-          </w:rPr>
-          <w:rPr>
-            <w:color w:val="0000EE"/>
-            <w:u w:val="single"/>
-          </w:rPr>
-          <w:t>列国</w:t>
-        </w:r>
-      </w:hyperlink>
+      <w:r>
+        <w:rPr>
+          <w:lang w:val="zh_CN" w:bidi="zh_CN"/>
+        </w:rPr>
+        <w:t>列国</w:t>
+      </w:r>
       <w:r>
         <w:rPr>
           <w:lang w:val="zh_CN" w:bidi="zh_CN"/>
@@ -248,92 +242,14 @@
         <w:rPr>
           <w:lang w:val="zh_CN" w:bidi="zh_CN"/>
         </w:rPr>
-        <w:t>在旧约中，神拣选了</w:t>
-      </w:r>
-      <w:hyperlink r:id="rId14">
-        <w:r>
-          <w:rPr>
-            <w:lang w:val="zh_CN" w:bidi="zh_CN"/>
-          </w:rPr>
-          <w:rPr>
-            <w:color w:val="0000EE"/>
-            <w:u w:val="single"/>
-          </w:rPr>
-          <w:t>以色列人</w:t>
-        </w:r>
-      </w:hyperlink>
-      <w:r>
-        <w:rPr>
-          <w:lang w:val="zh_CN" w:bidi="zh_CN"/>
-        </w:rPr>
-        <w:t>作为祂特别的子民。以色列人必须与其他列国的人分开，这样以色列人才能继续忠于神。他们不应该</w:t>
-      </w:r>
-      <w:hyperlink r:id="rId15">
-        <w:r>
-          <w:rPr>
-            <w:lang w:val="zh_CN" w:bidi="zh_CN"/>
-          </w:rPr>
-          <w:rPr>
-            <w:color w:val="0000EE"/>
-            <w:u w:val="single"/>
-          </w:rPr>
-          <w:t>敬拜</w:t>
-        </w:r>
-      </w:hyperlink>
-      <w:r>
-        <w:rPr>
-          <w:lang w:val="zh_CN" w:bidi="zh_CN"/>
-        </w:rPr>
-        <w:t>别国的</w:t>
-      </w:r>
-      <w:hyperlink r:id="rId16">
-        <w:r>
-          <w:rPr>
-            <w:lang w:val="zh_CN" w:bidi="zh_CN"/>
-          </w:rPr>
-          <w:rPr>
-            <w:color w:val="0000EE"/>
-            <w:u w:val="single"/>
-          </w:rPr>
-          <w:t>偶像</w:t>
-        </w:r>
-      </w:hyperlink>
-      <w:r>
-        <w:rPr>
-          <w:lang w:val="zh_CN" w:bidi="zh_CN"/>
-        </w:rPr>
-        <w:t>，也不应该跟随他们的坏习俗。然而，当神与以色列人的始祖</w:t>
-      </w:r>
-      <w:hyperlink r:id="rId17">
-        <w:r>
-          <w:rPr>
-            <w:lang w:val="zh_CN" w:bidi="zh_CN"/>
-          </w:rPr>
-          <w:rPr>
-            <w:color w:val="0000EE"/>
-            <w:u w:val="single"/>
-          </w:rPr>
-          <w:t>亚伯拉罕</w:t>
-        </w:r>
-      </w:hyperlink>
-      <w:r>
-        <w:rPr>
-          <w:lang w:val="zh_CN" w:bidi="zh_CN"/>
-        </w:rPr>
-        <w:t>立</w:t>
-      </w:r>
-      <w:hyperlink r:id="rId18">
-        <w:r>
-          <w:rPr>
-            <w:lang w:val="zh_CN" w:bidi="zh_CN"/>
-          </w:rPr>
-          <w:rPr>
-            <w:color w:val="0000EE"/>
-            <w:u w:val="single"/>
-          </w:rPr>
-          <w:t>约</w:t>
-        </w:r>
-      </w:hyperlink>
+        <w:t>在旧约中，神拣选了以色列人作为祂特别的子民。以色列人必须与其他列国的人分开，这样以色列人才能继续忠于神。他们不应该敬拜别国的偶像，也不应该跟随他们的坏习俗。然而，当神与以色列人的始祖亚伯拉罕立</w:t>
+      </w:r>
+      <w:r>
+        <w:rPr>
+          <w:lang w:val="zh_CN" w:bidi="zh_CN"/>
+        </w:rPr>
+        <w:t>约</w:t>
+      </w:r>
       <w:r>
         <w:rPr>
           <w:lang w:val="zh_CN" w:bidi="zh_CN"/>
@@ -353,36 +269,24 @@
         </w:rPr>
         <w:t>人都会因亚伯拉罕的后裔而得</w:t>
       </w:r>
-      <w:hyperlink r:id="rId19">
-        <w:r>
-          <w:rPr>
-            <w:lang w:val="zh_CN" w:bidi="zh_CN"/>
-          </w:rPr>
-          <w:rPr>
-            <w:color w:val="0000EE"/>
-            <w:u w:val="single"/>
-          </w:rPr>
-          <w:t>福</w:t>
-        </w:r>
-      </w:hyperlink>
+      <w:r>
+        <w:rPr>
+          <w:lang w:val="zh_CN" w:bidi="zh_CN"/>
+        </w:rPr>
+        <w:t>福</w:t>
+      </w:r>
       <w:r>
         <w:rPr>
           <w:lang w:val="zh_CN" w:bidi="zh_CN"/>
         </w:rPr>
         <w:t>。因此，神关心所有的人，而不只是以色列人，后者也被称为</w:t>
       </w:r>
-      <w:hyperlink r:id="rId20">
-        <w:r>
-          <w:rPr>
-            <w:lang w:val="zh_CN" w:bidi="zh_CN"/>
-          </w:rPr>
-          <w:rPr>
-            <w:color w:val="0000EE"/>
-            <w:u w:val="single"/>
-          </w:rPr>
-          <w:t>犹太人</w:t>
-        </w:r>
-      </w:hyperlink>
+      <w:r>
+        <w:rPr>
+          <w:lang w:val="zh_CN" w:bidi="zh_CN"/>
+        </w:rPr>
+        <w:t>犹太人</w:t>
+      </w:r>
       <w:r>
         <w:rPr>
           <w:lang w:val="zh_CN" w:bidi="zh_CN"/>
@@ -403,54 +307,36 @@
         </w:rPr>
         <w:t>久而久之，以色列人开始为自己的特殊地位感到骄傲，并且看不起非犹太人。外邦人这个词开始有某种负面的意思，一个坏人，一个你应该远离的人。在耶稣时代，罗马人统治着以色列国。因此，许多非犹太人也住在以色列。所有这些人都被称为外邦人。犹太人不得不与外邦人有些合作，但他们对外邦人并不友好。犹太人严格禁止外邦人进入</w:t>
       </w:r>
-      <w:hyperlink r:id="rId21">
-        <w:r>
-          <w:rPr>
-            <w:lang w:val="zh_CN" w:bidi="zh_CN"/>
-          </w:rPr>
-          <w:rPr>
-            <w:color w:val="0000EE"/>
-            <w:u w:val="single"/>
-          </w:rPr>
-          <w:t>圣殿</w:t>
-        </w:r>
-      </w:hyperlink>
+      <w:r>
+        <w:rPr>
+          <w:lang w:val="zh_CN" w:bidi="zh_CN"/>
+        </w:rPr>
+        <w:t>圣殿</w:t>
+      </w:r>
       <w:r>
         <w:rPr>
           <w:lang w:val="zh_CN" w:bidi="zh_CN"/>
         </w:rPr>
         <w:t>区域，犹太人也绝不会与外邦人一起吃饭，或进入外邦人的家里。犹太人</w:t>
       </w:r>
-      <w:hyperlink r:id="rId22">
-        <w:r>
-          <w:rPr>
-            <w:lang w:val="zh_CN" w:bidi="zh_CN"/>
-          </w:rPr>
-          <w:rPr>
-            <w:color w:val="0000EE"/>
-            <w:u w:val="single"/>
-          </w:rPr>
-          <w:t>相信</w:t>
-        </w:r>
-      </w:hyperlink>
+      <w:r>
+        <w:rPr>
+          <w:lang w:val="zh_CN" w:bidi="zh_CN"/>
+        </w:rPr>
+        <w:t>相信</w:t>
+      </w:r>
       <w:r>
         <w:rPr>
           <w:lang w:val="zh_CN" w:bidi="zh_CN"/>
         </w:rPr>
         <w:t>，与外邦人交往会使他们变得"</w:t>
       </w:r>
-      <w:hyperlink r:id="rId23">
-        <w:r>
-          <w:rPr>
-            <w:lang w:val="zh_CN" w:bidi="zh_CN"/>
-          </w:rPr>
-          <w:rPr>
-            <w:color w:val="0000EE"/>
-            <w:u w:val="single"/>
-          </w:rPr>
-          <w:t>不洁净</w:t>
-        </w:r>
-      </w:hyperlink>
+      <w:r>
+        <w:rPr>
+          <w:lang w:val="zh_CN" w:bidi="zh_CN"/>
+        </w:rPr>
+        <w:t>不洁净</w:t>
+      </w:r>
       <w:r>
         <w:rPr>
           <w:lang w:val="zh_CN" w:bidi="zh_CN"/>
@@ -471,18 +357,12 @@
         </w:rPr>
         <w:t>有时候，我们会看见"</w:t>
       </w:r>
-      <w:hyperlink r:id="rId24">
-        <w:r>
-          <w:rPr>
-            <w:lang w:val="zh_CN" w:bidi="zh_CN"/>
-          </w:rPr>
-          <w:rPr>
-            <w:color w:val="0000EE"/>
-            <w:u w:val="single"/>
-          </w:rPr>
-          <w:t>希腊人</w:t>
-        </w:r>
-      </w:hyperlink>
+      <w:r>
+        <w:rPr>
+          <w:lang w:val="zh_CN" w:bidi="zh_CN"/>
+        </w:rPr>
+        <w:t>希腊人</w:t>
+      </w:r>
       <w:r>
         <w:rPr>
           <w:lang w:val="zh_CN" w:bidi="zh_CN"/>
@@ -542,7 +422,7 @@
           <w:lang w:val="zh_CN" w:bidi="zh_CN"/>
         </w:rPr>
       </w:r>
-      <w:hyperlink r:id="rId25">
+      <w:hyperlink r:id="rId13">
         <w:r>
           <w:rPr>
             <w:lang w:val="zh_CN" w:bidi="zh_CN"/>
@@ -602,18 +482,12 @@
           <w:lang w:val="zh_CN" w:bidi="zh_CN"/>
         </w:rPr>
       </w:r>
-      <w:hyperlink r:id="rId26">
-        <w:r>
-          <w:rPr>
-            <w:lang w:val="zh_CN" w:bidi="zh_CN"/>
-          </w:rPr>
-          <w:rPr>
-            <w:color w:val="0000EE"/>
-            <w:u w:val="single"/>
-          </w:rPr>
-          <w:t>披风</w:t>
-        </w:r>
-      </w:hyperlink>
+      <w:r>
+        <w:rPr>
+          <w:lang w:val="zh_CN" w:bidi="zh_CN"/>
+        </w:rPr>
+        <w:t>披风</w:t>
+      </w:r>
       <w:r>
         <w:rPr>
           <w:lang w:val="zh_CN" w:bidi="zh_CN"/>
@@ -700,7 +574,7 @@
           <w:lang w:val="zh_CN" w:bidi="zh_CN"/>
         </w:rPr>
       </w:r>
-      <w:hyperlink r:id="rId25">
+      <w:hyperlink r:id="rId13">
         <w:r>
           <w:rPr>
             <w:lang w:val="zh_CN" w:bidi="zh_CN"/>
@@ -773,18 +647,12 @@
         </w:rPr>
         <w:t>，也称为</w:t>
       </w:r>
-      <w:hyperlink r:id="rId27">
-        <w:r>
-          <w:rPr>
-            <w:lang w:val="zh_CN" w:bidi="zh_CN"/>
-          </w:rPr>
-          <w:rPr>
-            <w:color w:val="0000EE"/>
-            <w:u w:val="single"/>
-          </w:rPr>
-          <w:t>外袍</w:t>
-        </w:r>
-      </w:hyperlink>
+      <w:r>
+        <w:rPr>
+          <w:lang w:val="zh_CN" w:bidi="zh_CN"/>
+        </w:rPr>
+        <w:t>外袍</w:t>
+      </w:r>
       <w:r>
         <w:rPr>
           <w:lang w:val="zh_CN" w:bidi="zh_CN"/>
@@ -858,7 +726,7 @@
           <w:lang w:val="zh_CN" w:bidi="zh_CN"/>
         </w:rPr>
       </w:r>
-      <w:hyperlink r:id="rId25">
+      <w:hyperlink r:id="rId13">
         <w:r>
           <w:rPr>
             <w:lang w:val="zh_CN" w:bidi="zh_CN"/>

--- a/zhs/docx/068.content.docx
+++ b/zhs/docx/068.content.docx
@@ -396,23 +396,12 @@
         <w:rPr>
           <w:lang w:val="zh_CN" w:bidi="zh_CN"/>
         </w:rPr>
-        <w:t>外邦人</w:t>
-      </w:r>
-      <w:r>
-        <w:rPr>
-          <w:lang w:val="zh_CN" w:bidi="zh_CN"/>
-        </w:rPr>
-      </w:r>
-    </w:p>
-    <w:p>
-      <w:pPr>
-        <w:pStyle w:val="Heading4"/>
-      </w:pPr>
-      <w:r>
-        <w:rPr>
-          <w:lang w:val="zh_CN" w:bidi="zh_CN"/>
-        </w:rPr>
-        <w:t>Audio Content</w:t>
+        <w:t>外袍</w:t>
+      </w:r>
+      <w:r>
+        <w:rPr>
+          <w:lang w:val="zh_CN" w:bidi="zh_CN"/>
+        </w:rPr>
       </w:r>
     </w:p>
     <w:p>
@@ -422,33 +411,30 @@
           <w:lang w:val="zh_CN" w:bidi="zh_CN"/>
         </w:rPr>
       </w:r>
-      <w:hyperlink r:id="rId13">
-        <w:r>
-          <w:rPr>
-            <w:lang w:val="zh_CN" w:bidi="zh_CN"/>
-          </w:rPr>
-          <w:rPr>
-            <w:color w:val="0000EE"/>
-            <w:u w:val="single"/>
-          </w:rPr>
-          <w:t>mp3 file</w:t>
-        </w:r>
-      </w:hyperlink>
-      <w:r>
-        <w:rPr>
-          <w:lang w:val="zh_CN" w:bidi="zh_CN"/>
-        </w:rPr>
-        <w:t xml:space="preserve"> (None KB)</w:t>
-      </w:r>
-      <w:r>
-        <w:rPr>
-          <w:lang w:val="zh_CN" w:bidi="zh_CN"/>
-        </w:rPr>
-      </w:r>
-      <w:r>
-        <w:rPr>
-          <w:lang w:val="zh_CN" w:bidi="zh_CN"/>
-        </w:rPr>
+      <w:r>
+        <w:rPr>
+          <w:lang w:val="zh_CN" w:bidi="zh_CN"/>
+        </w:rPr>
+        <w:t>披风</w:t>
+      </w:r>
+      <w:r>
+        <w:rPr>
+          <w:lang w:val="zh_CN" w:bidi="zh_CN"/>
+        </w:rPr>
+        <w:t>，也被称为</w:t>
+      </w:r>
+      <w:r>
+        <w:rPr>
+          <w:b/>
+          <w:lang w:val="zh_CN" w:bidi="zh_CN"/>
+        </w:rPr>
+        <w:t>外袍</w:t>
+      </w:r>
+      <w:r>
+        <w:rPr>
+          <w:lang w:val="zh_CN" w:bidi="zh_CN"/>
+        </w:rPr>
+        <w:t>，是一件衣服。 人们在其它衣服外面穿上披风。披风有助于人们保持温暖和干燥，在晚上也可以用作毯子。人们用动物皮肤或羊毛制成外衣，这是一种名叫绵羊的动物的毛发。 披风通常是一种简单的正方形材料，上面有孔，手臂可以伸出来。</w:t>
       </w:r>
     </w:p>
     <w:p>
@@ -458,16 +444,16 @@
           <w:lang w:val="zh_CN" w:bidi="zh_CN"/>
         </w:rPr>
       </w:r>
-    </w:p>
-    <w:p>
-      <w:pPr>
-        <w:pStyle w:val="Heading2"/>
-      </w:pPr>
-      <w:r>
-        <w:rPr>
-          <w:lang w:val="zh_CN" w:bidi="zh_CN"/>
-        </w:rPr>
-        <w:t>外袍</w:t>
+      <w:r>
+        <w:rPr>
+          <w:lang w:val="zh_CN" w:bidi="zh_CN"/>
+        </w:rPr>
+        <w:t>你可以在可视化圣经词典中查找披风的图片。</w:t>
+      </w:r>
+      <w:r>
+        <w:rPr>
+          <w:lang w:val="zh_CN" w:bidi="zh_CN"/>
+        </w:rPr>
       </w:r>
       <w:r>
         <w:rPr>
@@ -482,30 +468,21 @@
           <w:lang w:val="zh_CN" w:bidi="zh_CN"/>
         </w:rPr>
       </w:r>
-      <w:r>
-        <w:rPr>
-          <w:lang w:val="zh_CN" w:bidi="zh_CN"/>
-        </w:rPr>
-        <w:t>披风</w:t>
-      </w:r>
-      <w:r>
-        <w:rPr>
-          <w:lang w:val="zh_CN" w:bidi="zh_CN"/>
-        </w:rPr>
-        <w:t>，也被称为</w:t>
-      </w:r>
-      <w:r>
-        <w:rPr>
-          <w:b/>
-          <w:lang w:val="zh_CN" w:bidi="zh_CN"/>
-        </w:rPr>
-        <w:t>外袍</w:t>
-      </w:r>
-      <w:r>
-        <w:rPr>
-          <w:lang w:val="zh_CN" w:bidi="zh_CN"/>
-        </w:rPr>
-        <w:t>，是一件衣服。 人们在其它衣服外面穿上披风。披风有助于人们保持温暖和干燥，在晚上也可以用作毯子。人们用动物皮肤或羊毛制成外衣，这是一种名叫绵羊的动物的毛发。 披风通常是一种简单的正方形材料，上面有孔，手臂可以伸出来。</w:t>
+    </w:p>
+    <w:p>
+      <w:pPr>
+        <w:pStyle w:val="Heading2"/>
+      </w:pPr>
+      <w:r>
+        <w:rPr>
+          <w:lang w:val="zh_CN" w:bidi="zh_CN"/>
+        </w:rPr>
+        <w:t>外衣、外袍</w:t>
+      </w:r>
+      <w:r>
+        <w:rPr>
+          <w:lang w:val="zh_CN" w:bidi="zh_CN"/>
+        </w:rPr>
       </w:r>
     </w:p>
     <w:p>
@@ -517,19 +494,28 @@
       </w:r>
       <w:r>
         <w:rPr>
-          <w:lang w:val="zh_CN" w:bidi="zh_CN"/>
-        </w:rPr>
-        <w:t>你可以在可视化圣经词典中查找披风的图片。</w:t>
-      </w:r>
-      <w:r>
-        <w:rPr>
-          <w:lang w:val="zh_CN" w:bidi="zh_CN"/>
-        </w:rPr>
-      </w:r>
-      <w:r>
-        <w:rPr>
-          <w:lang w:val="zh_CN" w:bidi="zh_CN"/>
-        </w:rPr>
+          <w:b/>
+          <w:lang w:val="zh_CN" w:bidi="zh_CN"/>
+        </w:rPr>
+        <w:t>外衣</w:t>
+      </w:r>
+      <w:r>
+        <w:rPr>
+          <w:lang w:val="zh_CN" w:bidi="zh_CN"/>
+        </w:rPr>
+        <w:t>，也称为</w:t>
+      </w:r>
+      <w:r>
+        <w:rPr>
+          <w:lang w:val="zh_CN" w:bidi="zh_CN"/>
+        </w:rPr>
+        <w:t>外袍</w:t>
+      </w:r>
+      <w:r>
+        <w:rPr>
+          <w:lang w:val="zh_CN" w:bidi="zh_CN"/>
+        </w:rPr>
+        <w:t>，是一件衣服。人们在其它衣服外面穿上外衣。外衣有助于人们保持温暖和干燥，在晚上也可以用作毯子。人们用动物皮或羊毛制成外衣。羊毛是羊这种动物的毛发。外衣通常是一块简单的方形布料，上面有孔洞，手臂可以伸出来。</w:t>
       </w:r>
     </w:p>
     <w:p>
@@ -539,210 +525,11 @@
           <w:lang w:val="zh_CN" w:bidi="zh_CN"/>
         </w:rPr>
       </w:r>
-    </w:p>
-    <w:p>
-      <w:pPr>
-        <w:pStyle w:val="Heading2"/>
-      </w:pPr>
-      <w:r>
-        <w:rPr>
-          <w:lang w:val="zh_CN" w:bidi="zh_CN"/>
-        </w:rPr>
-        <w:t>外袍</w:t>
-      </w:r>
-      <w:r>
-        <w:rPr>
-          <w:lang w:val="zh_CN" w:bidi="zh_CN"/>
-        </w:rPr>
-      </w:r>
-    </w:p>
-    <w:p>
-      <w:pPr>
-        <w:pStyle w:val="Heading4"/>
-      </w:pPr>
-      <w:r>
-        <w:rPr>
-          <w:lang w:val="zh_CN" w:bidi="zh_CN"/>
-        </w:rPr>
-        <w:t>Audio Content</w:t>
-      </w:r>
-    </w:p>
-    <w:p>
-      <w:pPr/>
-      <w:r>
-        <w:rPr>
-          <w:lang w:val="zh_CN" w:bidi="zh_CN"/>
-        </w:rPr>
-      </w:r>
-      <w:hyperlink r:id="rId13">
-        <w:r>
-          <w:rPr>
-            <w:lang w:val="zh_CN" w:bidi="zh_CN"/>
-          </w:rPr>
-          <w:rPr>
-            <w:color w:val="0000EE"/>
-            <w:u w:val="single"/>
-          </w:rPr>
-          <w:t>mp3 file</w:t>
-        </w:r>
-      </w:hyperlink>
-      <w:r>
-        <w:rPr>
-          <w:lang w:val="zh_CN" w:bidi="zh_CN"/>
-        </w:rPr>
-        <w:t xml:space="preserve"> (None KB)</w:t>
-      </w:r>
-      <w:r>
-        <w:rPr>
-          <w:lang w:val="zh_CN" w:bidi="zh_CN"/>
-        </w:rPr>
-      </w:r>
-      <w:r>
-        <w:rPr>
-          <w:lang w:val="zh_CN" w:bidi="zh_CN"/>
-        </w:rPr>
-      </w:r>
-    </w:p>
-    <w:p>
-      <w:pPr/>
-      <w:r>
-        <w:rPr>
-          <w:lang w:val="zh_CN" w:bidi="zh_CN"/>
-        </w:rPr>
-      </w:r>
-    </w:p>
-    <w:p>
-      <w:pPr>
-        <w:pStyle w:val="Heading2"/>
-      </w:pPr>
-      <w:r>
-        <w:rPr>
-          <w:lang w:val="zh_CN" w:bidi="zh_CN"/>
-        </w:rPr>
-        <w:t>外衣、外袍</w:t>
-      </w:r>
-      <w:r>
-        <w:rPr>
-          <w:lang w:val="zh_CN" w:bidi="zh_CN"/>
-        </w:rPr>
-      </w:r>
-    </w:p>
-    <w:p>
-      <w:pPr/>
-      <w:r>
-        <w:rPr>
-          <w:lang w:val="zh_CN" w:bidi="zh_CN"/>
-        </w:rPr>
-      </w:r>
-      <w:r>
-        <w:rPr>
-          <w:b/>
-          <w:lang w:val="zh_CN" w:bidi="zh_CN"/>
-        </w:rPr>
-        <w:t>外衣</w:t>
-      </w:r>
-      <w:r>
-        <w:rPr>
-          <w:lang w:val="zh_CN" w:bidi="zh_CN"/>
-        </w:rPr>
-        <w:t>，也称为</w:t>
-      </w:r>
-      <w:r>
-        <w:rPr>
-          <w:lang w:val="zh_CN" w:bidi="zh_CN"/>
-        </w:rPr>
-        <w:t>外袍</w:t>
-      </w:r>
-      <w:r>
-        <w:rPr>
-          <w:lang w:val="zh_CN" w:bidi="zh_CN"/>
-        </w:rPr>
-        <w:t>，是一件衣服。人们在其它衣服外面穿上外衣。外衣有助于人们保持温暖和干燥，在晚上也可以用作毯子。人们用动物皮或羊毛制成外衣。羊毛是羊这种动物的毛发。外衣通常是一块简单的方形布料，上面有孔洞，手臂可以伸出来。</w:t>
-      </w:r>
-    </w:p>
-    <w:p>
-      <w:pPr/>
-      <w:r>
-        <w:rPr>
-          <w:lang w:val="zh_CN" w:bidi="zh_CN"/>
-        </w:rPr>
-      </w:r>
       <w:r>
         <w:rPr>
           <w:lang w:val="zh_CN" w:bidi="zh_CN"/>
         </w:rPr>
         <w:t>你可以在可视化词典中查找外衣的图片。</w:t>
-      </w:r>
-      <w:r>
-        <w:rPr>
-          <w:lang w:val="zh_CN" w:bidi="zh_CN"/>
-        </w:rPr>
-      </w:r>
-      <w:r>
-        <w:rPr>
-          <w:lang w:val="zh_CN" w:bidi="zh_CN"/>
-        </w:rPr>
-      </w:r>
-    </w:p>
-    <w:p>
-      <w:pPr/>
-      <w:r>
-        <w:rPr>
-          <w:lang w:val="zh_CN" w:bidi="zh_CN"/>
-        </w:rPr>
-      </w:r>
-    </w:p>
-    <w:p>
-      <w:pPr>
-        <w:pStyle w:val="Heading2"/>
-      </w:pPr>
-      <w:r>
-        <w:rPr>
-          <w:lang w:val="zh_CN" w:bidi="zh_CN"/>
-        </w:rPr>
-        <w:t>外衣、外袍</w:t>
-      </w:r>
-      <w:r>
-        <w:rPr>
-          <w:lang w:val="zh_CN" w:bidi="zh_CN"/>
-        </w:rPr>
-      </w:r>
-    </w:p>
-    <w:p>
-      <w:pPr>
-        <w:pStyle w:val="Heading4"/>
-      </w:pPr>
-      <w:r>
-        <w:rPr>
-          <w:lang w:val="zh_CN" w:bidi="zh_CN"/>
-        </w:rPr>
-        <w:t>Audio Content</w:t>
-      </w:r>
-    </w:p>
-    <w:p>
-      <w:pPr/>
-      <w:r>
-        <w:rPr>
-          <w:lang w:val="zh_CN" w:bidi="zh_CN"/>
-        </w:rPr>
-      </w:r>
-      <w:hyperlink r:id="rId13">
-        <w:r>
-          <w:rPr>
-            <w:lang w:val="zh_CN" w:bidi="zh_CN"/>
-          </w:rPr>
-          <w:rPr>
-            <w:color w:val="0000EE"/>
-            <w:u w:val="single"/>
-          </w:rPr>
-          <w:t>mp3 file</w:t>
-        </w:r>
-      </w:hyperlink>
-      <w:r>
-        <w:rPr>
-          <w:lang w:val="zh_CN" w:bidi="zh_CN"/>
-        </w:rPr>
-        <w:t xml:space="preserve"> (None KB)</w:t>
       </w:r>
       <w:r>
         <w:rPr>

--- a/zhs/docx/068.content.docx
+++ b/zhs/docx/068.content.docx
@@ -218,12 +218,18 @@
         </w:rPr>
         <w:t>这个词来自一个词，意思是"人民"或"</w:t>
       </w:r>
-      <w:r>
-        <w:rPr>
-          <w:lang w:val="zh_CN" w:bidi="zh_CN"/>
-        </w:rPr>
-        <w:t>列国</w:t>
-      </w:r>
+      <w:hyperlink r:id="rId13">
+        <w:r>
+          <w:rPr>
+            <w:lang w:val="zh_CN" w:bidi="zh_CN"/>
+          </w:rPr>
+          <w:rPr>
+            <w:color w:val="0000EE"/>
+            <w:u w:val="single"/>
+          </w:rPr>
+          <w:t>列国</w:t>
+        </w:r>
+      </w:hyperlink>
       <w:r>
         <w:rPr>
           <w:lang w:val="zh_CN" w:bidi="zh_CN"/>
@@ -242,14 +248,92 @@
         <w:rPr>
           <w:lang w:val="zh_CN" w:bidi="zh_CN"/>
         </w:rPr>
-        <w:t>在旧约中，神拣选了以色列人作为祂特别的子民。以色列人必须与其他列国的人分开，这样以色列人才能继续忠于神。他们不应该敬拜别国的偶像，也不应该跟随他们的坏习俗。然而，当神与以色列人的始祖亚伯拉罕立</w:t>
-      </w:r>
-      <w:r>
-        <w:rPr>
-          <w:lang w:val="zh_CN" w:bidi="zh_CN"/>
-        </w:rPr>
-        <w:t>约</w:t>
-      </w:r>
+        <w:t>在旧约中，神拣选了</w:t>
+      </w:r>
+      <w:hyperlink r:id="rId14">
+        <w:r>
+          <w:rPr>
+            <w:lang w:val="zh_CN" w:bidi="zh_CN"/>
+          </w:rPr>
+          <w:rPr>
+            <w:color w:val="0000EE"/>
+            <w:u w:val="single"/>
+          </w:rPr>
+          <w:t>以色列人</w:t>
+        </w:r>
+      </w:hyperlink>
+      <w:r>
+        <w:rPr>
+          <w:lang w:val="zh_CN" w:bidi="zh_CN"/>
+        </w:rPr>
+        <w:t>作为祂特别的子民。以色列人必须与其他列国的人分开，这样以色列人才能继续忠于神。他们不应该</w:t>
+      </w:r>
+      <w:hyperlink r:id="rId15">
+        <w:r>
+          <w:rPr>
+            <w:lang w:val="zh_CN" w:bidi="zh_CN"/>
+          </w:rPr>
+          <w:rPr>
+            <w:color w:val="0000EE"/>
+            <w:u w:val="single"/>
+          </w:rPr>
+          <w:t>敬拜</w:t>
+        </w:r>
+      </w:hyperlink>
+      <w:r>
+        <w:rPr>
+          <w:lang w:val="zh_CN" w:bidi="zh_CN"/>
+        </w:rPr>
+        <w:t>别国的</w:t>
+      </w:r>
+      <w:hyperlink r:id="rId16">
+        <w:r>
+          <w:rPr>
+            <w:lang w:val="zh_CN" w:bidi="zh_CN"/>
+          </w:rPr>
+          <w:rPr>
+            <w:color w:val="0000EE"/>
+            <w:u w:val="single"/>
+          </w:rPr>
+          <w:t>偶像</w:t>
+        </w:r>
+      </w:hyperlink>
+      <w:r>
+        <w:rPr>
+          <w:lang w:val="zh_CN" w:bidi="zh_CN"/>
+        </w:rPr>
+        <w:t>，也不应该跟随他们的坏习俗。然而，当神与以色列人的始祖</w:t>
+      </w:r>
+      <w:hyperlink r:id="rId17">
+        <w:r>
+          <w:rPr>
+            <w:lang w:val="zh_CN" w:bidi="zh_CN"/>
+          </w:rPr>
+          <w:rPr>
+            <w:color w:val="0000EE"/>
+            <w:u w:val="single"/>
+          </w:rPr>
+          <w:t>亚伯拉罕</w:t>
+        </w:r>
+      </w:hyperlink>
+      <w:r>
+        <w:rPr>
+          <w:lang w:val="zh_CN" w:bidi="zh_CN"/>
+        </w:rPr>
+        <w:t>立</w:t>
+      </w:r>
+      <w:hyperlink r:id="rId18">
+        <w:r>
+          <w:rPr>
+            <w:lang w:val="zh_CN" w:bidi="zh_CN"/>
+          </w:rPr>
+          <w:rPr>
+            <w:color w:val="0000EE"/>
+            <w:u w:val="single"/>
+          </w:rPr>
+          <w:t>约</w:t>
+        </w:r>
+      </w:hyperlink>
       <w:r>
         <w:rPr>
           <w:lang w:val="zh_CN" w:bidi="zh_CN"/>
@@ -269,24 +353,36 @@
         </w:rPr>
         <w:t>人都会因亚伯拉罕的后裔而得</w:t>
       </w:r>
-      <w:r>
-        <w:rPr>
-          <w:lang w:val="zh_CN" w:bidi="zh_CN"/>
-        </w:rPr>
-        <w:t>福</w:t>
-      </w:r>
+      <w:hyperlink r:id="rId19">
+        <w:r>
+          <w:rPr>
+            <w:lang w:val="zh_CN" w:bidi="zh_CN"/>
+          </w:rPr>
+          <w:rPr>
+            <w:color w:val="0000EE"/>
+            <w:u w:val="single"/>
+          </w:rPr>
+          <w:t>福</w:t>
+        </w:r>
+      </w:hyperlink>
       <w:r>
         <w:rPr>
           <w:lang w:val="zh_CN" w:bidi="zh_CN"/>
         </w:rPr>
         <w:t>。因此，神关心所有的人，而不只是以色列人，后者也被称为</w:t>
       </w:r>
-      <w:r>
-        <w:rPr>
-          <w:lang w:val="zh_CN" w:bidi="zh_CN"/>
-        </w:rPr>
-        <w:t>犹太人</w:t>
-      </w:r>
+      <w:hyperlink r:id="rId20">
+        <w:r>
+          <w:rPr>
+            <w:lang w:val="zh_CN" w:bidi="zh_CN"/>
+          </w:rPr>
+          <w:rPr>
+            <w:color w:val="0000EE"/>
+            <w:u w:val="single"/>
+          </w:rPr>
+          <w:t>犹太人</w:t>
+        </w:r>
+      </w:hyperlink>
       <w:r>
         <w:rPr>
           <w:lang w:val="zh_CN" w:bidi="zh_CN"/>
@@ -307,36 +403,54 @@
         </w:rPr>
         <w:t>久而久之，以色列人开始为自己的特殊地位感到骄傲，并且看不起非犹太人。外邦人这个词开始有某种负面的意思，一个坏人，一个你应该远离的人。在耶稣时代，罗马人统治着以色列国。因此，许多非犹太人也住在以色列。所有这些人都被称为外邦人。犹太人不得不与外邦人有些合作，但他们对外邦人并不友好。犹太人严格禁止外邦人进入</w:t>
       </w:r>
-      <w:r>
-        <w:rPr>
-          <w:lang w:val="zh_CN" w:bidi="zh_CN"/>
-        </w:rPr>
-        <w:t>圣殿</w:t>
-      </w:r>
+      <w:hyperlink r:id="rId21">
+        <w:r>
+          <w:rPr>
+            <w:lang w:val="zh_CN" w:bidi="zh_CN"/>
+          </w:rPr>
+          <w:rPr>
+            <w:color w:val="0000EE"/>
+            <w:u w:val="single"/>
+          </w:rPr>
+          <w:t>圣殿</w:t>
+        </w:r>
+      </w:hyperlink>
       <w:r>
         <w:rPr>
           <w:lang w:val="zh_CN" w:bidi="zh_CN"/>
         </w:rPr>
         <w:t>区域，犹太人也绝不会与外邦人一起吃饭，或进入外邦人的家里。犹太人</w:t>
       </w:r>
-      <w:r>
-        <w:rPr>
-          <w:lang w:val="zh_CN" w:bidi="zh_CN"/>
-        </w:rPr>
-        <w:t>相信</w:t>
-      </w:r>
+      <w:hyperlink r:id="rId22">
+        <w:r>
+          <w:rPr>
+            <w:lang w:val="zh_CN" w:bidi="zh_CN"/>
+          </w:rPr>
+          <w:rPr>
+            <w:color w:val="0000EE"/>
+            <w:u w:val="single"/>
+          </w:rPr>
+          <w:t>相信</w:t>
+        </w:r>
+      </w:hyperlink>
       <w:r>
         <w:rPr>
           <w:lang w:val="zh_CN" w:bidi="zh_CN"/>
         </w:rPr>
         <w:t>，与外邦人交往会使他们变得"</w:t>
       </w:r>
-      <w:r>
-        <w:rPr>
-          <w:lang w:val="zh_CN" w:bidi="zh_CN"/>
-        </w:rPr>
-        <w:t>不洁净</w:t>
-      </w:r>
+      <w:hyperlink r:id="rId23">
+        <w:r>
+          <w:rPr>
+            <w:lang w:val="zh_CN" w:bidi="zh_CN"/>
+          </w:rPr>
+          <w:rPr>
+            <w:color w:val="0000EE"/>
+            <w:u w:val="single"/>
+          </w:rPr>
+          <w:t>不洁净</w:t>
+        </w:r>
+      </w:hyperlink>
       <w:r>
         <w:rPr>
           <w:lang w:val="zh_CN" w:bidi="zh_CN"/>
@@ -357,12 +471,18 @@
         </w:rPr>
         <w:t>有时候，我们会看见"</w:t>
       </w:r>
-      <w:r>
-        <w:rPr>
-          <w:lang w:val="zh_CN" w:bidi="zh_CN"/>
-        </w:rPr>
-        <w:t>希腊人</w:t>
-      </w:r>
+      <w:hyperlink r:id="rId24">
+        <w:r>
+          <w:rPr>
+            <w:lang w:val="zh_CN" w:bidi="zh_CN"/>
+          </w:rPr>
+          <w:rPr>
+            <w:color w:val="0000EE"/>
+            <w:u w:val="single"/>
+          </w:rPr>
+          <w:t>希腊人</w:t>
+        </w:r>
+      </w:hyperlink>
       <w:r>
         <w:rPr>
           <w:lang w:val="zh_CN" w:bidi="zh_CN"/>
@@ -411,12 +531,18 @@
           <w:lang w:val="zh_CN" w:bidi="zh_CN"/>
         </w:rPr>
       </w:r>
-      <w:r>
-        <w:rPr>
-          <w:lang w:val="zh_CN" w:bidi="zh_CN"/>
-        </w:rPr>
-        <w:t>披风</w:t>
-      </w:r>
+      <w:hyperlink r:id="rId25">
+        <w:r>
+          <w:rPr>
+            <w:lang w:val="zh_CN" w:bidi="zh_CN"/>
+          </w:rPr>
+          <w:rPr>
+            <w:color w:val="0000EE"/>
+            <w:u w:val="single"/>
+          </w:rPr>
+          <w:t>披风</w:t>
+        </w:r>
+      </w:hyperlink>
       <w:r>
         <w:rPr>
           <w:lang w:val="zh_CN" w:bidi="zh_CN"/>
@@ -505,12 +631,18 @@
         </w:rPr>
         <w:t>，也称为</w:t>
       </w:r>
-      <w:r>
-        <w:rPr>
-          <w:lang w:val="zh_CN" w:bidi="zh_CN"/>
-        </w:rPr>
-        <w:t>外袍</w:t>
-      </w:r>
+      <w:hyperlink r:id="rId26">
+        <w:r>
+          <w:rPr>
+            <w:lang w:val="zh_CN" w:bidi="zh_CN"/>
+          </w:rPr>
+          <w:rPr>
+            <w:color w:val="0000EE"/>
+            <w:u w:val="single"/>
+          </w:rPr>
+          <w:t>外袍</w:t>
+        </w:r>
+      </w:hyperlink>
       <w:r>
         <w:rPr>
           <w:lang w:val="zh_CN" w:bidi="zh_CN"/>
